--- a/templates/Текст для согласия франц.docx
+++ b/templates/Текст для согласия франц.docx
@@ -40,28 +40,176 @@
         <w:rPr>
           <w:i/>
           <w:iCs/>
-          <w:color w:val="000000" w:themeColor="text1"/>
-          <w:lang w:val="fr-CA"/>
-        </w:rPr>
-        <w:t>En cochant cette case, je</w:t>
-      </w:r>
-      <w:r>
-        <w:rPr>
+          <w:color w:val="000000"/>
+          <w:lang w:val="fr-CA"/>
+        </w:rPr>
+        <w:t xml:space="preserve">En cochant cette case, je donne de manière expresse et volontaire mon consentement explicite à la collecte et au traitement des données personnelles fournies dans ce formulaire afin que ma candidature soit prise en considération pour un emploi </w:t>
+      </w:r>
+      <w:r>
+        <w:rPr>
+          <w:i/>
+          <w:iCs/>
+          <w:color w:val="000000"/>
+          <w:lang w:val="fr-CH"/>
+        </w:rPr>
+        <w:t>auprès de</w:t>
+      </w:r>
+      <w:r>
+        <w:rPr>
+          <w:i/>
+          <w:iCs/>
+          <w:color w:val="000000" w:themeColor="text1"/>
+          <w:lang w:val="fr-CH"/>
+        </w:rPr>
+        <w:t xml:space="preserve"> </w:t>
+      </w:r>
+      <w:r>
+        <w:rPr>
+          <w:bCs/>
           <w:i/>
           <w:iCs/>
           <w:color w:val="000000" w:themeColor="text1"/>
           <w:lang w:val="en-US"/>
         </w:rPr>
+        <w:t>{{candidate.vacancy.department.organization.name}}.</w:t>
+      </w:r>
+    </w:p>
+    <w:p>
+      <w:pPr>
+        <w:rPr>
+          <w:color w:val="000000" w:themeColor="text1"/>
+          <w:lang w:val="fr-CA"/>
+        </w:rPr>
+      </w:pPr>
+    </w:p>
+    <w:p>
+      <w:pPr>
+        <w:rPr>
+          <w:color w:val="000000"/>
+          <w:lang w:val="fr-CA"/>
+        </w:rPr>
+      </w:pPr>
+      <w:r>
+        <w:rPr>
+          <w:i/>
+          <w:iCs/>
+          <w:color w:val="000000"/>
+          <w:lang w:val="fr-CA"/>
+        </w:rPr>
+        <w:t xml:space="preserve">Les données fournies dans le </w:t>
+      </w:r>
+      <w:r>
+        <w:rPr>
+          <w:i/>
+          <w:iCs/>
+          <w:color w:val="000000"/>
+          <w:lang w:val="fr-CH"/>
+        </w:rPr>
+        <w:t xml:space="preserve">présent </w:t>
+      </w:r>
+      <w:r>
+        <w:rPr>
+          <w:i/>
+          <w:iCs/>
+          <w:color w:val="000000"/>
+          <w:lang w:val="fr-CA"/>
+        </w:rPr>
+        <w:t xml:space="preserve">formulaire sont nécessaires à l'employeur potentiel indiqué ci-dessus afin qu'il puisse examiner ma candidature pour </w:t>
+      </w:r>
+      <w:r>
+        <w:rPr>
+          <w:i/>
+          <w:iCs/>
+          <w:color w:val="000000"/>
+          <w:lang w:val="fr-CH"/>
+        </w:rPr>
+        <w:t>en vue d’un éventuel engagement</w:t>
+      </w:r>
+      <w:r>
+        <w:rPr>
+          <w:i/>
+          <w:iCs/>
+          <w:color w:val="000000"/>
+          <w:lang w:val="fr-CH"/>
+        </w:rPr>
         <w:t xml:space="preserve"> </w:t>
       </w:r>
       <w:r>
         <w:rPr>
           <w:i/>
           <w:iCs/>
-          <w:color w:val="000000" w:themeColor="text1"/>
-          <w:lang w:val="fr-CA"/>
-        </w:rPr>
-        <w:t xml:space="preserve">donne de manière expresse et volontaire mon consentement explicite à la collecte et au traitement des données personnelles fournies dans ce formulaire afin que ma candidature soit prise en considération pour un emploi chez </w:t>
+          <w:color w:val="000000"/>
+          <w:lang w:val="fr-CA"/>
+        </w:rPr>
+        <w:t>au sein de son entreprise.</w:t>
+      </w:r>
+    </w:p>
+    <w:p>
+      <w:pPr>
+        <w:rPr>
+          <w:color w:val="000000" w:themeColor="text1"/>
+          <w:lang w:val="fr-CA"/>
+        </w:rPr>
+      </w:pPr>
+    </w:p>
+    <w:p>
+      <w:pPr>
+        <w:rPr>
+          <w:color w:val="000000"/>
+          <w:lang w:val="fr-CA"/>
+        </w:rPr>
+      </w:pPr>
+      <w:r>
+        <w:rPr>
+          <w:i/>
+          <w:iCs/>
+          <w:color w:val="000000"/>
+          <w:lang w:val="fr-CA"/>
+        </w:rPr>
+        <w:t xml:space="preserve">Je reconnais que mes données seront traitées conformément aux lois applicables en matière de protection des données, y compris la Loi fédérale sur la </w:t>
+      </w:r>
+      <w:r>
+        <w:rPr>
+          <w:i/>
+          <w:iCs/>
+          <w:color w:val="000000"/>
+          <w:lang w:val="fr-CH"/>
+        </w:rPr>
+        <w:t>p</w:t>
+      </w:r>
+      <w:r>
+        <w:rPr>
+          <w:i/>
+          <w:iCs/>
+          <w:color w:val="000000"/>
+          <w:lang w:val="fr-CA"/>
+        </w:rPr>
+        <w:t>rotection des données (LPD) et le Règlement général sur la protection des données de l'UE (RGPD).  </w:t>
+      </w:r>
+    </w:p>
+    <w:p>
+      <w:pPr>
+        <w:rPr>
+          <w:color w:val="000000" w:themeColor="text1"/>
+          <w:lang w:val="fr-CA"/>
+        </w:rPr>
+      </w:pPr>
+    </w:p>
+    <w:p>
+      <w:pPr>
+        <w:rPr>
+          <w:color w:val="000000" w:themeColor="text1"/>
+          <w:lang w:val="fr-CA"/>
+        </w:rPr>
+      </w:pPr>
+      <w:r>
+        <w:rPr>
+          <w:i/>
+          <w:iCs/>
+          <w:color w:val="000000"/>
+          <w:lang w:val="fr-CA"/>
+        </w:rPr>
+        <w:t xml:space="preserve">Je comprends que je peux retirer mon consentement à tout moment avec effet pour l’avenir en contactant: </w:t>
       </w:r>
       <w:r>
         <w:rPr>
@@ -71,83 +219,9 @@
           <w:color w:val="000000" w:themeColor="text1"/>
           <w:lang w:val="en-US"/>
         </w:rPr>
-        <w:t>{{candidate.vacancy.department.organization.name}}.</w:t>
-      </w:r>
-    </w:p>
-    <w:p>
-      <w:pPr>
-        <w:rPr>
-          <w:color w:val="000000" w:themeColor="text1"/>
-          <w:lang w:val="fr-CA"/>
-        </w:rPr>
-      </w:pPr>
-    </w:p>
-    <w:p>
-      <w:pPr>
-        <w:rPr>
-          <w:color w:val="000000" w:themeColor="text1"/>
-          <w:lang w:val="fr-CA"/>
-        </w:rPr>
-      </w:pPr>
-      <w:r>
-        <w:rPr>
-          <w:i/>
-          <w:iCs/>
-          <w:color w:val="000000" w:themeColor="text1"/>
-          <w:lang w:val="fr-CA"/>
-        </w:rPr>
-        <w:t>Les données fournies dans le formulaire sont nécessaires à l'Employeur potentiel indiqué ci-dessus afin qu'il puisse examiner ma candidature pour occuper un poste au sein de son entreprise.</w:t>
-      </w:r>
-    </w:p>
-    <w:p>
-      <w:pPr>
-        <w:rPr>
-          <w:color w:val="000000" w:themeColor="text1"/>
-          <w:lang w:val="fr-CA"/>
-        </w:rPr>
-      </w:pPr>
-    </w:p>
-    <w:p>
-      <w:pPr>
-        <w:rPr>
-          <w:color w:val="000000" w:themeColor="text1"/>
-          <w:lang w:val="fr-CA"/>
-        </w:rPr>
-      </w:pPr>
-      <w:r>
-        <w:rPr>
-          <w:i/>
-          <w:iCs/>
-          <w:color w:val="000000" w:themeColor="text1"/>
-          <w:lang w:val="fr-CA"/>
-        </w:rPr>
-        <w:t>Je reconnais que mes données seront traitées conformément aux lois applicables en matière de protection des données, y compris la Loi fédérale suisse sur la Protection des données (LPD) et le Règlement Général sur la Protection des données de l'UE (RGPD).  </w:t>
-      </w:r>
-    </w:p>
-    <w:p>
-      <w:pPr>
-        <w:rPr>
-          <w:color w:val="000000" w:themeColor="text1"/>
-          <w:lang w:val="fr-CA"/>
-        </w:rPr>
-      </w:pPr>
-    </w:p>
-    <w:p>
-      <w:pPr>
-        <w:rPr>
-          <w:color w:val="000000" w:themeColor="text1"/>
-          <w:lang w:val="fr-CA"/>
-        </w:rPr>
-      </w:pPr>
-      <w:r>
-        <w:rPr>
-          <w:i/>
-          <w:iCs/>
-          <w:color w:val="000000" w:themeColor="text1"/>
-          <w:lang w:val="fr-CA"/>
-        </w:rPr>
-        <w:t xml:space="preserve">Je comprends que je peux retirer mon consentement à tout moment avec effet futur en contactant: </w:t>
-      </w:r>
+        <w:t>{{</w:t>
+      </w:r>
+      <w:proofErr w:type="spellStart"/>
       <w:r>
         <w:rPr>
           <w:bCs/>
@@ -156,35 +230,74 @@
           <w:color w:val="000000" w:themeColor="text1"/>
           <w:lang w:val="en-US"/>
         </w:rPr>
-        <w:t>{{candidate.vacancy.department.organization.email}}</w:t>
-      </w:r>
-      <w:r>
-        <w:rPr>
-          <w:i/>
-          <w:iCs/>
-          <w:color w:val="000000" w:themeColor="text1"/>
-          <w:lang w:val="fr-CA"/>
-        </w:rPr>
-        <w:t>, sans que cela n'affecte la licéité du traitement fondé sur le consentement avant son retrait.</w:t>
-      </w:r>
-    </w:p>
-    <w:p>
-      <w:pPr>
-        <w:rPr>
-          <w:color w:val="000000" w:themeColor="text1"/>
-          <w:lang w:val="fr-CA"/>
-        </w:rPr>
-      </w:pPr>
-    </w:p>
-    <w:p>
-      <w:pPr>
-        <w:rPr>
-          <w:i/>
-          <w:iCs/>
-          <w:color w:val="000000" w:themeColor="text1"/>
-          <w:lang w:val="fr-CA"/>
-        </w:rPr>
-      </w:pPr>
+        <w:t>candidate.vacancy.department.organization.email</w:t>
+      </w:r>
+      <w:proofErr w:type="spellEnd"/>
+      <w:r>
+        <w:rPr>
+          <w:bCs/>
+          <w:i/>
+          <w:iCs/>
+          <w:color w:val="000000" w:themeColor="text1"/>
+          <w:lang w:val="en-US"/>
+        </w:rPr>
+        <w:t>}}</w:t>
+      </w:r>
+      <w:r>
+        <w:rPr>
+          <w:i/>
+          <w:iCs/>
+          <w:color w:val="000000" w:themeColor="text1"/>
+          <w:lang w:val="fr-CA"/>
+        </w:rPr>
+        <w:t xml:space="preserve">, </w:t>
+      </w:r>
+      <w:r>
+        <w:rPr>
+          <w:i/>
+          <w:iCs/>
+          <w:color w:val="000000"/>
+          <w:lang w:val="fr-CA"/>
+        </w:rPr>
+        <w:t xml:space="preserve">sans que </w:t>
+      </w:r>
+      <w:r>
+        <w:rPr>
+          <w:i/>
+          <w:iCs/>
+          <w:color w:val="000000"/>
+          <w:lang w:val="fr-CH"/>
+        </w:rPr>
+        <w:t xml:space="preserve">ce retrait ne remette en cause </w:t>
+      </w:r>
+      <w:r>
+        <w:rPr>
+          <w:i/>
+          <w:iCs/>
+          <w:color w:val="000000"/>
+          <w:lang w:val="fr-CA"/>
+        </w:rPr>
+        <w:t xml:space="preserve"> la licéité du traitement effectué avant celui-ci..</w:t>
+      </w:r>
+    </w:p>
+    <w:p>
+      <w:pPr>
+        <w:rPr>
+          <w:color w:val="000000" w:themeColor="text1"/>
+          <w:lang w:val="fr-CA"/>
+        </w:rPr>
+      </w:pPr>
+    </w:p>
+    <w:p>
+      <w:pPr>
+        <w:rPr>
+          <w:i/>
+          <w:iCs/>
+          <w:color w:val="000000" w:themeColor="text1"/>
+          <w:lang w:val="fr-CA"/>
+        </w:rPr>
+      </w:pPr>
+      <w:proofErr w:type="gramStart"/>
       <w:r>
         <w:rPr>
           <w:rFonts w:ascii="Segoe UI Symbol" w:hAnsi="Segoe UI Symbol"/>
@@ -205,6 +318,7 @@
         </w:rPr>
         <w:t xml:space="preserve"> J'accepte le traitement des données personnelles tel que décrit ci-dessus.</w:t>
       </w:r>
+      <w:proofErr w:type="gramEnd"/>
     </w:p>
     <w:p>
       <w:pPr>
@@ -253,27 +367,9 @@
           <w:szCs w:val="18"/>
           <w:lang w:val="en-US" w:eastAsia="ru-RU"/>
         </w:rPr>
-        <w:t>.strftime('%d.%m.%Y')</w:t>
-      </w:r>
-      <w:r>
-        <w:rPr>
-          <w:bCs/>
-          <w:i/>
-          <w:iCs/>
-          <w:color w:val="000000" w:themeColor="text1"/>
-          <w:lang w:val="fr-CA"/>
-        </w:rPr>
-        <w:t>}}</w:t>
-      </w:r>
-    </w:p>
-    <w:p>
-      <w:pPr>
-        <w:jc w:val="right"/>
-        <w:rPr>
-          <w:color w:val="000000" w:themeColor="text1"/>
-          <w:lang w:val="fr-CA"/>
-        </w:rPr>
-      </w:pPr>
+        <w:t>.</w:t>
+      </w:r>
+      <w:proofErr w:type="spellStart"/>
       <w:r>
         <w:rPr>
           <w:rFonts w:ascii="Arial" w:eastAsia="Times New Roman" w:hAnsi="Arial" w:cs="Arial"/>
@@ -281,7 +377,105 @@
           <w:szCs w:val="18"/>
           <w:lang w:val="en-US" w:eastAsia="ru-RU"/>
         </w:rPr>
-        <w:t>{{signature}}</w:t>
+        <w:t>strftime</w:t>
+      </w:r>
+      <w:proofErr w:type="spellEnd"/>
+      <w:r>
+        <w:rPr>
+          <w:rFonts w:ascii="Arial" w:eastAsia="Times New Roman" w:hAnsi="Arial" w:cs="Arial"/>
+          <w:sz w:val="18"/>
+          <w:szCs w:val="18"/>
+          <w:lang w:val="en-US" w:eastAsia="ru-RU"/>
+        </w:rPr>
+        <w:t>('%</w:t>
+      </w:r>
+      <w:proofErr w:type="spellStart"/>
+      <w:r>
+        <w:rPr>
+          <w:rFonts w:ascii="Arial" w:eastAsia="Times New Roman" w:hAnsi="Arial" w:cs="Arial"/>
+          <w:sz w:val="18"/>
+          <w:szCs w:val="18"/>
+          <w:lang w:val="en-US" w:eastAsia="ru-RU"/>
+        </w:rPr>
+        <w:t>d.%</w:t>
+      </w:r>
+      <w:proofErr w:type="gramStart"/>
+      <w:r>
+        <w:rPr>
+          <w:rFonts w:ascii="Arial" w:eastAsia="Times New Roman" w:hAnsi="Arial" w:cs="Arial"/>
+          <w:sz w:val="18"/>
+          <w:szCs w:val="18"/>
+          <w:lang w:val="en-US" w:eastAsia="ru-RU"/>
+        </w:rPr>
+        <w:t>m.%</w:t>
+      </w:r>
+      <w:proofErr w:type="gramEnd"/>
+      <w:r>
+        <w:rPr>
+          <w:rFonts w:ascii="Arial" w:eastAsia="Times New Roman" w:hAnsi="Arial" w:cs="Arial"/>
+          <w:sz w:val="18"/>
+          <w:szCs w:val="18"/>
+          <w:lang w:val="en-US" w:eastAsia="ru-RU"/>
+        </w:rPr>
+        <w:t>Y</w:t>
+      </w:r>
+      <w:proofErr w:type="spellEnd"/>
+      <w:r>
+        <w:rPr>
+          <w:rFonts w:ascii="Arial" w:eastAsia="Times New Roman" w:hAnsi="Arial" w:cs="Arial"/>
+          <w:sz w:val="18"/>
+          <w:szCs w:val="18"/>
+          <w:lang w:val="en-US" w:eastAsia="ru-RU"/>
+        </w:rPr>
+        <w:t>')</w:t>
+      </w:r>
+      <w:r>
+        <w:rPr>
+          <w:bCs/>
+          <w:i/>
+          <w:iCs/>
+          <w:color w:val="000000" w:themeColor="text1"/>
+          <w:lang w:val="fr-CA"/>
+        </w:rPr>
+        <w:t>}}</w:t>
+      </w:r>
+    </w:p>
+    <w:p>
+      <w:pPr>
+        <w:jc w:val="right"/>
+        <w:rPr>
+          <w:color w:val="000000" w:themeColor="text1"/>
+          <w:lang w:val="fr-CA"/>
+        </w:rPr>
+      </w:pPr>
+      <w:r>
+        <w:rPr>
+          <w:rFonts w:ascii="Arial" w:eastAsia="Times New Roman" w:hAnsi="Arial" w:cs="Arial"/>
+          <w:sz w:val="18"/>
+          <w:szCs w:val="18"/>
+          <w:lang w:val="en-US" w:eastAsia="ru-RU"/>
+        </w:rPr>
+        <w:t>{{</w:t>
+      </w:r>
+      <w:proofErr w:type="gramStart"/>
+      <w:r>
+        <w:rPr>
+          <w:rFonts w:ascii="Arial" w:eastAsia="Times New Roman" w:hAnsi="Arial" w:cs="Arial"/>
+          <w:sz w:val="18"/>
+          <w:szCs w:val="18"/>
+          <w:lang w:val="en-US" w:eastAsia="ru-RU"/>
+        </w:rPr>
+        <w:t>signature</w:t>
+      </w:r>
+      <w:proofErr w:type="gramEnd"/>
+      <w:r>
+        <w:rPr>
+          <w:rFonts w:ascii="Arial" w:eastAsia="Times New Roman" w:hAnsi="Arial" w:cs="Arial"/>
+          <w:sz w:val="18"/>
+          <w:szCs w:val="18"/>
+          <w:lang w:val="en-US" w:eastAsia="ru-RU"/>
+        </w:rPr>
+        <w:t>}}</w:t>
       </w:r>
     </w:p>
     <w:p>
@@ -762,7 +956,7 @@
   <a:extraClrSchemeLst/>
   <a:extLst>
     <a:ext uri="{05A4C25C-085E-4340-85A3-A5531E510DB2}">
-      <thm15:themeFamily xmlns="" xmlns:thm15="http://schemas.microsoft.com/office/thememl/2012/main" name="Office Theme" id="{62F939B6-93AF-4DB8-9C6B-D6C7DFDC589F}" vid="{4A3C46E8-61CC-4603-A589-7422A47A8E4A}"/>
+      <thm15:themeFamily xmlns:thm15="http://schemas.microsoft.com/office/thememl/2012/main" xmlns="" name="Office Theme" id="{62F939B6-93AF-4DB8-9C6B-D6C7DFDC589F}" vid="{4A3C46E8-61CC-4603-A589-7422A47A8E4A}"/>
     </a:ext>
   </a:extLst>
 </a:theme>

--- a/templates/Текст для согласия франц.docx
+++ b/templates/Текст для согласия франц.docx
@@ -277,7 +277,7 @@
           <w:color w:val="000000"/>
           <w:lang w:val="fr-CA"/>
         </w:rPr>
-        <w:t xml:space="preserve"> la licéité du traitement effectué avant celui-ci..</w:t>
+        <w:t xml:space="preserve"> la licéité du traitement effectué avant celui-ci.</w:t>
       </w:r>
     </w:p>
     <w:p>
@@ -956,7 +956,7 @@
   <a:extraClrSchemeLst/>
   <a:extLst>
     <a:ext uri="{05A4C25C-085E-4340-85A3-A5531E510DB2}">
-      <thm15:themeFamily xmlns:thm15="http://schemas.microsoft.com/office/thememl/2012/main" xmlns="" name="Office Theme" id="{62F939B6-93AF-4DB8-9C6B-D6C7DFDC589F}" vid="{4A3C46E8-61CC-4603-A589-7422A47A8E4A}"/>
+      <thm15:themeFamily xmlns="" xmlns:thm15="http://schemas.microsoft.com/office/thememl/2012/main" name="Office Theme" id="{62F939B6-93AF-4DB8-9C6B-D6C7DFDC589F}" vid="{4A3C46E8-61CC-4603-A589-7422A47A8E4A}"/>
     </a:ext>
   </a:extLst>
 </a:theme>
